--- a/flow/20230914_vu_template/В,У - Мінея/09-Вересень/01-__-індикт.docx
+++ b/flow/20230914_vu_template/В,У - Мінея/09-Вересень/01-__-індикт.docx
@@ -1228,7 +1228,7 @@
           <w:sz w:val="24"/>
           <w:szCs w:val="24"/>
         </w:rPr>
-        <w:t>Виходить чоловік до свого діла,* і до своєї праці аж до вечора.</w:t>
+        <w:t>Виходить людина до свого діла,* і до своєї праці аж до вечора.</w:t>
       </w:r>
     </w:p>
     <w:p>
@@ -2152,7 +2152,7 @@
           <w:sz w:val="24"/>
           <w:szCs w:val="24"/>
         </w:rPr>
-        <w:t>Людинолюбний</w:t>
+        <w:t>людинолюбний</w:t>
       </w:r>
       <w:r>
         <w:rPr>
@@ -7803,7 +7803,7 @@
           <w:sz w:val="24"/>
           <w:szCs w:val="24"/>
         </w:rPr>
-        <w:t>Людинолюбний</w:t>
+        <w:t>людинолюбний</w:t>
       </w:r>
       <w:r>
         <w:rPr>
@@ -13078,7 +13078,7 @@
           <w:sz w:val="24"/>
           <w:szCs w:val="24"/>
         </w:rPr>
-        <w:t>Людинолюбний</w:t>
+        <w:t>людинолюбний</w:t>
       </w:r>
       <w:r>
         <w:rPr>
@@ -16215,7 +16215,7 @@
           <w:sz w:val="24"/>
           <w:szCs w:val="24"/>
         </w:rPr>
-        <w:t>Мене залічено до тих, що сходять у яму.* Я став як чоловік, що допомоги не має.</w:t>
+        <w:t>Мене залічено до тих, що сходять у яму.* Я став як людина, що допомоги не має.</w:t>
       </w:r>
     </w:p>
     <w:p>
@@ -18183,7 +18183,7 @@
           <w:sz w:val="24"/>
           <w:szCs w:val="24"/>
         </w:rPr>
-        <w:t>Людинолюбний</w:t>
+        <w:t>людинолюбний</w:t>
       </w:r>
       <w:r>
         <w:rPr>
@@ -21335,7 +21335,7 @@
           <w:sz w:val="24"/>
           <w:szCs w:val="24"/>
         </w:rPr>
-        <w:t>Людинолюбний</w:t>
+        <w:t>людинолюбний</w:t>
       </w:r>
       <w:r>
         <w:rPr>
@@ -22107,7 +22107,7 @@
           <w:szCs w:val="24"/>
           <w:u w:val="single"/>
         </w:rPr>
-        <w:t>Людинолюбний</w:t>
+        <w:t>людинолюбний</w:t>
       </w:r>
       <w:r>
         <w:rPr>
@@ -23987,7 +23987,7 @@
           <w:szCs w:val="24"/>
           <w:highlight w:val="white"/>
         </w:rPr>
-        <w:t>Людинолюбний</w:t>
+        <w:t>людинолюбний</w:t>
       </w:r>
       <w:r>
         <w:rPr>
